--- a/backend/templates/GSSG-HR_300-009_Employee_Clearance_Form_.docx
+++ b/backend/templates/GSSG-HR_300-009_Employee_Clearance_Form_.docx
@@ -504,7 +504,7 @@
       </w:tblGrid>
       <w:tr>
         <w:trPr>
-          <w:trHeight w:hRule="exact" w:val="442"/>
+          <w:trHeight w:hRule="atLeast" w:val="442"/>
         </w:trPr>
         <w:tc>
           <w:tcPr>
@@ -621,7 +621,7 @@
       </w:tr>
       <w:tr>
         <w:trPr>
-          <w:trHeight w:hRule="exact" w:val="442"/>
+          <w:trHeight w:hRule="atLeast" w:val="442"/>
         </w:trPr>
         <w:tc>
           <w:tcPr>
@@ -738,7 +738,7 @@
       </w:tr>
       <w:tr>
         <w:trPr>
-          <w:trHeight w:hRule="exact" w:val="440"/>
+          <w:trHeight w:hRule="atLeast" w:val="440"/>
         </w:trPr>
         <w:tc>
           <w:tcPr>
@@ -855,7 +855,7 @@
       </w:tr>
       <w:tr>
         <w:trPr>
-          <w:trHeight w:hRule="exact" w:val="500"/>
+          <w:trHeight w:hRule="atLeast" w:val="500"/>
         </w:trPr>
         <w:tc>
           <w:tcPr>
@@ -1124,6 +1124,7 @@
               <w:widowControl/>
               <w:spacing w:line="410" w:lineRule="exact" w:before="0" w:after="0"/>
               <w:ind w:left="0" w:right="0"/>
+              <w:jc w:val="center"/>
             </w:pPr>
           </w:p>
           <w:tbl>
@@ -1180,6 +1181,7 @@
               <w:widowControl/>
               <w:spacing w:line="14" w:lineRule="exact" w:before="0" w:after="0"/>
               <w:ind w:left="0" w:right="0"/>
+              <w:jc w:val="center"/>
             </w:pPr>
           </w:p>
         </w:tc>
@@ -1407,7 +1409,7 @@
       </w:tr>
       <w:tr>
         <w:trPr>
-          <w:trHeight w:hRule="exact" w:val="442"/>
+          <w:trHeight w:hRule="exact" w:val="420"/>
         </w:trPr>
         <w:tc>
           <w:tcPr>
@@ -1551,8 +1553,12 @@
               <w:start w:w="0" w:type="dxa"/>
               <w:end w:w="0" w:type="dxa"/>
             </w:tcMar>
+            <w:vAlign w:val="center"/>
           </w:tcPr>
           <w:p>
+            <w:pPr>
+              <w:jc w:val="center"/>
+            </w:pPr>
             <w:r>
               <w:t>{{ clearance(2, 2) }}</w:t>
             </w:r>
@@ -1628,6 +1634,7 @@
               <w:start w:w="0" w:type="dxa"/>
               <w:end w:w="0" w:type="dxa"/>
             </w:tcMar>
+            <w:vAlign w:val="center"/>
           </w:tcPr>
           <w:p>
             <w:r>
@@ -1705,6 +1712,7 @@
               <w:start w:w="0" w:type="dxa"/>
               <w:end w:w="0" w:type="dxa"/>
             </w:tcMar>
+            <w:vAlign w:val="center"/>
           </w:tcPr>
           <w:p>
             <w:r>
@@ -1715,7 +1723,7 @@
       </w:tr>
       <w:tr>
         <w:trPr>
-          <w:trHeight w:hRule="exact" w:val="438"/>
+          <w:trHeight w:hRule="exact" w:val="420"/>
         </w:trPr>
         <w:tc>
           <w:tcPr>
@@ -1779,8 +1787,12 @@
               <w:start w:w="0" w:type="dxa"/>
               <w:end w:w="0" w:type="dxa"/>
             </w:tcMar>
+            <w:vAlign w:val="center"/>
           </w:tcPr>
           <w:p>
+            <w:pPr>
+              <w:jc w:val="center"/>
+            </w:pPr>
             <w:r>
               <w:t>{{ clearance(2, 3) }}</w:t>
             </w:r>
@@ -1815,7 +1827,7 @@
       </w:tr>
       <w:tr>
         <w:trPr>
-          <w:trHeight w:hRule="exact" w:val="442"/>
+          <w:trHeight w:hRule="exact" w:val="420"/>
         </w:trPr>
         <w:tc>
           <w:tcPr>
@@ -1879,8 +1891,12 @@
               <w:start w:w="0" w:type="dxa"/>
               <w:end w:w="0" w:type="dxa"/>
             </w:tcMar>
+            <w:vAlign w:val="center"/>
           </w:tcPr>
           <w:p>
+            <w:pPr>
+              <w:jc w:val="center"/>
+            </w:pPr>
             <w:r>
               <w:t>{{ clearance(2, 4) }}</w:t>
             </w:r>
@@ -1915,7 +1931,7 @@
       </w:tr>
       <w:tr>
         <w:trPr>
-          <w:trHeight w:hRule="exact" w:val="440"/>
+          <w:trHeight w:hRule="exact" w:val="420"/>
         </w:trPr>
         <w:tc>
           <w:tcPr>
@@ -1979,8 +1995,12 @@
               <w:start w:w="0" w:type="dxa"/>
               <w:end w:w="0" w:type="dxa"/>
             </w:tcMar>
+            <w:vAlign w:val="center"/>
           </w:tcPr>
           <w:p>
+            <w:pPr>
+              <w:jc w:val="center"/>
+            </w:pPr>
             <w:r>
               <w:t>{{ clearance(2, 5) }}</w:t>
             </w:r>
@@ -2015,7 +2035,7 @@
       </w:tr>
       <w:tr>
         <w:trPr>
-          <w:trHeight w:hRule="exact" w:val="442"/>
+          <w:trHeight w:hRule="exact" w:val="420"/>
         </w:trPr>
         <w:tc>
           <w:tcPr>
@@ -2079,8 +2099,12 @@
               <w:start w:w="0" w:type="dxa"/>
               <w:end w:w="0" w:type="dxa"/>
             </w:tcMar>
+            <w:vAlign w:val="center"/>
           </w:tcPr>
           <w:p>
+            <w:pPr>
+              <w:jc w:val="center"/>
+            </w:pPr>
             <w:r>
               <w:t>{{ clearance(2, 6) }}</w:t>
             </w:r>
@@ -2115,7 +2139,7 @@
       </w:tr>
       <w:tr>
         <w:trPr>
-          <w:trHeight w:hRule="exact" w:val="440"/>
+          <w:trHeight w:hRule="exact" w:val="420"/>
         </w:trPr>
         <w:tc>
           <w:tcPr>
@@ -2179,8 +2203,12 @@
               <w:start w:w="0" w:type="dxa"/>
               <w:end w:w="0" w:type="dxa"/>
             </w:tcMar>
+            <w:vAlign w:val="center"/>
           </w:tcPr>
           <w:p>
+            <w:pPr>
+              <w:jc w:val="center"/>
+            </w:pPr>
             <w:r>
               <w:t>{{ clearance(2, 7) }}</w:t>
             </w:r>
@@ -2215,7 +2243,7 @@
       </w:tr>
       <w:tr>
         <w:trPr>
-          <w:trHeight w:hRule="exact" w:val="442"/>
+          <w:trHeight w:hRule="exact" w:val="420"/>
         </w:trPr>
         <w:tc>
           <w:tcPr>
@@ -2279,8 +2307,12 @@
               <w:start w:w="0" w:type="dxa"/>
               <w:end w:w="0" w:type="dxa"/>
             </w:tcMar>
+            <w:vAlign w:val="center"/>
           </w:tcPr>
           <w:p>
+            <w:pPr>
+              <w:jc w:val="center"/>
+            </w:pPr>
             <w:r>
               <w:t>{{ clearance(2, 8) }}</w:t>
             </w:r>
@@ -2315,7 +2347,7 @@
       </w:tr>
       <w:tr>
         <w:trPr>
-          <w:trHeight w:hRule="exact" w:val="440"/>
+          <w:trHeight w:hRule="exact" w:val="420"/>
         </w:trPr>
         <w:tc>
           <w:tcPr>
@@ -2379,8 +2411,12 @@
               <w:start w:w="0" w:type="dxa"/>
               <w:end w:w="0" w:type="dxa"/>
             </w:tcMar>
+            <w:vAlign w:val="center"/>
           </w:tcPr>
           <w:p>
+            <w:pPr>
+              <w:jc w:val="center"/>
+            </w:pPr>
             <w:r>
               <w:t>{{ clearance(2, 9) }}</w:t>
             </w:r>
@@ -2415,7 +2451,7 @@
       </w:tr>
       <w:tr>
         <w:trPr>
-          <w:trHeight w:hRule="exact" w:val="442"/>
+          <w:trHeight w:hRule="exact" w:val="420"/>
         </w:trPr>
         <w:tc>
           <w:tcPr>
@@ -2479,8 +2515,12 @@
               <w:start w:w="0" w:type="dxa"/>
               <w:end w:w="0" w:type="dxa"/>
             </w:tcMar>
+            <w:vAlign w:val="center"/>
           </w:tcPr>
           <w:p>
+            <w:pPr>
+              <w:jc w:val="center"/>
+            </w:pPr>
             <w:r>
               <w:t>{{ clearance(2, 10) }}</w:t>
             </w:r>
@@ -2515,7 +2555,7 @@
       </w:tr>
       <w:tr>
         <w:trPr>
-          <w:trHeight w:hRule="exact" w:val="438"/>
+          <w:trHeight w:hRule="exact" w:val="420"/>
         </w:trPr>
         <w:tc>
           <w:tcPr>
@@ -2579,8 +2619,12 @@
               <w:start w:w="0" w:type="dxa"/>
               <w:end w:w="0" w:type="dxa"/>
             </w:tcMar>
+            <w:vAlign w:val="center"/>
           </w:tcPr>
           <w:p>
+            <w:pPr>
+              <w:jc w:val="center"/>
+            </w:pPr>
             <w:r>
               <w:t>{{ clearance(2, 11) }}</w:t>
             </w:r>
@@ -2615,7 +2659,7 @@
       </w:tr>
       <w:tr>
         <w:trPr>
-          <w:trHeight w:hRule="exact" w:val="442"/>
+          <w:trHeight w:hRule="exact" w:val="420"/>
         </w:trPr>
         <w:tc>
           <w:tcPr>
@@ -2679,8 +2723,12 @@
               <w:start w:w="0" w:type="dxa"/>
               <w:end w:w="0" w:type="dxa"/>
             </w:tcMar>
+            <w:vAlign w:val="center"/>
           </w:tcPr>
           <w:p>
+            <w:pPr>
+              <w:jc w:val="center"/>
+            </w:pPr>
             <w:r>
               <w:t>{{ clearance(2, 12) }}</w:t>
             </w:r>
@@ -2715,7 +2763,7 @@
       </w:tr>
       <w:tr>
         <w:trPr>
-          <w:trHeight w:hRule="exact" w:val="444"/>
+          <w:trHeight w:hRule="exact" w:val="420"/>
         </w:trPr>
         <w:tc>
           <w:tcPr>
@@ -2779,8 +2827,12 @@
               <w:start w:w="0" w:type="dxa"/>
               <w:end w:w="0" w:type="dxa"/>
             </w:tcMar>
+            <w:vAlign w:val="center"/>
           </w:tcPr>
           <w:p>
+            <w:pPr>
+              <w:jc w:val="center"/>
+            </w:pPr>
             <w:r>
               <w:t>{{ clearance(2, 13) }}</w:t>
             </w:r>
@@ -2815,7 +2867,7 @@
       </w:tr>
       <w:tr>
         <w:trPr>
-          <w:trHeight w:hRule="exact" w:val="442"/>
+          <w:trHeight w:hRule="exact" w:val="420"/>
         </w:trPr>
         <w:tc>
           <w:tcPr>
@@ -2879,8 +2931,12 @@
               <w:start w:w="0" w:type="dxa"/>
               <w:end w:w="0" w:type="dxa"/>
             </w:tcMar>
+            <w:vAlign w:val="center"/>
           </w:tcPr>
           <w:p>
+            <w:pPr>
+              <w:jc w:val="center"/>
+            </w:pPr>
             <w:r>
               <w:t>{{ clearance(2, 14) }}</w:t>
             </w:r>
@@ -2915,7 +2971,7 @@
       </w:tr>
       <w:tr>
         <w:trPr>
-          <w:trHeight w:hRule="exact" w:val="440"/>
+          <w:trHeight w:hRule="exact" w:val="420"/>
         </w:trPr>
         <w:tc>
           <w:tcPr>
@@ -2979,8 +3035,12 @@
               <w:start w:w="0" w:type="dxa"/>
               <w:end w:w="0" w:type="dxa"/>
             </w:tcMar>
+            <w:vAlign w:val="center"/>
           </w:tcPr>
           <w:p>
+            <w:pPr>
+              <w:jc w:val="center"/>
+            </w:pPr>
             <w:r>
               <w:t>{{ clearance(2, 15) }}</w:t>
             </w:r>
@@ -3015,7 +3075,7 @@
       </w:tr>
       <w:tr>
         <w:trPr>
-          <w:trHeight w:hRule="exact" w:val="446"/>
+          <w:trHeight w:hRule="exact" w:val="420"/>
         </w:trPr>
         <w:tc>
           <w:tcPr>
@@ -3079,8 +3139,12 @@
               <w:start w:w="0" w:type="dxa"/>
               <w:end w:w="0" w:type="dxa"/>
             </w:tcMar>
+            <w:vAlign w:val="center"/>
           </w:tcPr>
           <w:p>
+            <w:pPr>
+              <w:jc w:val="center"/>
+            </w:pPr>
             <w:r>
               <w:t>{{ clearance(2, 16) }}</w:t>
             </w:r>
@@ -3115,7 +3179,7 @@
       </w:tr>
       <w:tr>
         <w:trPr>
-          <w:trHeight w:hRule="exact" w:val="444"/>
+          <w:trHeight w:hRule="exact" w:val="420"/>
         </w:trPr>
         <w:tc>
           <w:tcPr>
@@ -3223,8 +3287,12 @@
               <w:start w:w="0" w:type="dxa"/>
               <w:end w:w="0" w:type="dxa"/>
             </w:tcMar>
+            <w:vAlign w:val="center"/>
           </w:tcPr>
           <w:p>
+            <w:pPr>
+              <w:jc w:val="center"/>
+            </w:pPr>
             <w:r>
               <w:t>{{ clearance(2, 17) }}</w:t>
             </w:r>
@@ -3307,7 +3375,7 @@
       </w:tr>
       <w:tr>
         <w:trPr>
-          <w:trHeight w:hRule="exact" w:val="442"/>
+          <w:trHeight w:hRule="exact" w:val="420"/>
         </w:trPr>
         <w:tc>
           <w:tcPr>
@@ -3371,8 +3439,12 @@
               <w:start w:w="0" w:type="dxa"/>
               <w:end w:w="0" w:type="dxa"/>
             </w:tcMar>
+            <w:vAlign w:val="center"/>
           </w:tcPr>
           <w:p>
+            <w:pPr>
+              <w:jc w:val="center"/>
+            </w:pPr>
             <w:r>
               <w:t>{{ clearance(2, 18) }}</w:t>
             </w:r>
@@ -3407,7 +3479,7 @@
       </w:tr>
       <w:tr>
         <w:trPr>
-          <w:trHeight w:hRule="exact" w:val="442"/>
+          <w:trHeight w:hRule="exact" w:val="420"/>
         </w:trPr>
         <w:tc>
           <w:tcPr>
@@ -3471,8 +3543,12 @@
               <w:start w:w="0" w:type="dxa"/>
               <w:end w:w="0" w:type="dxa"/>
             </w:tcMar>
+            <w:vAlign w:val="center"/>
           </w:tcPr>
           <w:p>
+            <w:pPr>
+              <w:jc w:val="center"/>
+            </w:pPr>
             <w:r>
               <w:t>{{ clearance(2, 19) }}</w:t>
             </w:r>
@@ -3507,7 +3583,7 @@
       </w:tr>
       <w:tr>
         <w:trPr>
-          <w:trHeight w:hRule="exact" w:val="438"/>
+          <w:trHeight w:hRule="exact" w:val="420"/>
         </w:trPr>
         <w:tc>
           <w:tcPr>
@@ -3571,8 +3647,12 @@
               <w:start w:w="0" w:type="dxa"/>
               <w:end w:w="0" w:type="dxa"/>
             </w:tcMar>
+            <w:vAlign w:val="center"/>
           </w:tcPr>
           <w:p>
+            <w:pPr>
+              <w:jc w:val="center"/>
+            </w:pPr>
             <w:r>
               <w:t>{{ clearance(2, 20) }}</w:t>
             </w:r>
@@ -3607,7 +3687,7 @@
       </w:tr>
       <w:tr>
         <w:trPr>
-          <w:trHeight w:hRule="exact" w:val="442"/>
+          <w:trHeight w:hRule="exact" w:val="420"/>
         </w:trPr>
         <w:tc>
           <w:tcPr>
@@ -3671,8 +3751,12 @@
               <w:start w:w="0" w:type="dxa"/>
               <w:end w:w="0" w:type="dxa"/>
             </w:tcMar>
+            <w:vAlign w:val="center"/>
           </w:tcPr>
           <w:p>
+            <w:pPr>
+              <w:jc w:val="center"/>
+            </w:pPr>
             <w:r>
               <w:t>{{ clearance(2, 21) }}</w:t>
             </w:r>
@@ -3707,7 +3791,7 @@
       </w:tr>
       <w:tr>
         <w:trPr>
-          <w:trHeight w:hRule="exact" w:val="448"/>
+          <w:trHeight w:hRule="exact" w:val="420"/>
         </w:trPr>
         <w:tc>
           <w:tcPr>
@@ -3771,8 +3855,12 @@
               <w:start w:w="0" w:type="dxa"/>
               <w:end w:w="0" w:type="dxa"/>
             </w:tcMar>
+            <w:vAlign w:val="center"/>
           </w:tcPr>
           <w:p>
+            <w:pPr>
+              <w:jc w:val="center"/>
+            </w:pPr>
             <w:r>
               <w:t>{{ clearance(2, 22) }}</w:t>
             </w:r>
@@ -3811,7 +3899,7 @@
         <w:autoSpaceDN w:val="0"/>
         <w:autoSpaceDE w:val="0"/>
         <w:widowControl/>
-        <w:spacing w:line="240" w:lineRule="auto" w:before="462" w:after="356"/>
+        <w:spacing w:line="240" w:lineRule="auto" w:before="0" w:after="0"/>
         <w:ind w:left="0" w:right="0" w:firstLine="0"/>
         <w:jc w:val="left"/>
       </w:pPr>
@@ -4558,6 +4646,7 @@
               <w:bottom w:val="single" w:sz="4" w:space="0" w:color="000000"/>
               <w:right w:val="single" w:sz="4" w:space="0" w:color="000000"/>
             </w:tcBorders>
+            <w:vAlign w:val="center"/>
           </w:tcPr>
           <w:p>
             <w:pPr>
@@ -4687,6 +4776,7 @@
               <w:bottom w:val="single" w:sz="4" w:space="0" w:color="000000"/>
               <w:right w:val="single" w:sz="4" w:space="0" w:color="000000"/>
             </w:tcBorders>
+            <w:vAlign w:val="center"/>
           </w:tcPr>
           <w:p>
             <w:pPr>
@@ -4809,6 +4899,7 @@
               <w:bottom w:val="single" w:sz="4" w:space="0" w:color="000000"/>
               <w:right w:val="single" w:sz="4" w:space="0" w:color="000000"/>
             </w:tcBorders>
+            <w:vAlign w:val="center"/>
           </w:tcPr>
           <w:p>
             <w:pPr>
@@ -4931,6 +5022,7 @@
               <w:bottom w:val="single" w:sz="4" w:space="0" w:color="000000"/>
               <w:right w:val="single" w:sz="4" w:space="0" w:color="000000"/>
             </w:tcBorders>
+            <w:vAlign w:val="center"/>
           </w:tcPr>
           <w:p>
             <w:pPr>
@@ -5068,6 +5160,7 @@
               <w:bottom w:val="single" w:sz="4" w:space="0" w:color="000000"/>
               <w:right w:val="single" w:sz="4" w:space="0" w:color="000000"/>
             </w:tcBorders>
+            <w:vAlign w:val="center"/>
           </w:tcPr>
           <w:p>
             <w:pPr>
@@ -5190,6 +5283,7 @@
               <w:bottom w:val="single" w:sz="4" w:space="0" w:color="000000"/>
               <w:right w:val="single" w:sz="4" w:space="0" w:color="000000"/>
             </w:tcBorders>
+            <w:vAlign w:val="center"/>
           </w:tcPr>
           <w:p>
             <w:pPr>
@@ -5327,6 +5421,7 @@
               <w:bottom w:val="single" w:sz="4" w:space="0" w:color="000000"/>
               <w:right w:val="single" w:sz="4" w:space="0" w:color="000000"/>
             </w:tcBorders>
+            <w:vAlign w:val="center"/>
           </w:tcPr>
           <w:p>
             <w:pPr>
@@ -5477,6 +5572,7 @@
               <w:left w:val="single" w:sz="4" w:space="0" w:color="000000"/>
               <w:right w:val="single" w:sz="4" w:space="0" w:color="000000"/>
             </w:tcBorders>
+            <w:vAlign w:val="center"/>
           </w:tcPr>
           <w:p>
             <w:pPr>
@@ -5654,6 +5750,7 @@
               <w:bottom w:val="single" w:sz="4" w:space="0" w:color="000000"/>
               <w:right w:val="single" w:sz="4" w:space="0" w:color="000000"/>
             </w:tcBorders>
+            <w:vAlign w:val="center"/>
           </w:tcPr>
           <w:p>
             <w:pPr>
@@ -5809,6 +5906,7 @@
               <w:bottom w:val="single" w:sz="4" w:space="0" w:color="000000"/>
               <w:right w:val="single" w:sz="4" w:space="0" w:color="000000"/>
             </w:tcBorders>
+            <w:vAlign w:val="center"/>
           </w:tcPr>
           <w:p>
             <w:pPr>
@@ -6009,6 +6107,7 @@
               <w:left w:val="single" w:sz="4" w:space="0" w:color="000000"/>
               <w:right w:val="single" w:sz="4" w:space="0" w:color="000000"/>
             </w:tcBorders>
+            <w:vAlign w:val="center"/>
           </w:tcPr>
           <w:p>
             <w:pPr>
@@ -6159,6 +6258,7 @@
               <w:left w:val="single" w:sz="4" w:space="0" w:color="000000"/>
               <w:right w:val="single" w:sz="4" w:space="0" w:color="000000"/>
             </w:tcBorders>
+            <w:vAlign w:val="center"/>
           </w:tcPr>
           <w:p>
             <w:pPr>
@@ -6284,6 +6384,7 @@
               <w:left w:val="single" w:sz="4" w:space="0" w:color="000000"/>
               <w:right w:val="single" w:sz="4" w:space="0" w:color="000000"/>
             </w:tcBorders>
+            <w:vAlign w:val="center"/>
           </w:tcPr>
           <w:p>
             <w:pPr>
@@ -6432,6 +6533,7 @@
               <w:left w:val="single" w:sz="4" w:space="0" w:color="000000"/>
               <w:right w:val="single" w:sz="4" w:space="0" w:color="000000"/>
             </w:tcBorders>
+            <w:vAlign w:val="center"/>
           </w:tcPr>
           <w:p>
             <w:pPr>

--- a/backend/templates/GSSG-HR_300-009_Employee_Clearance_Form_.docx
+++ b/backend/templates/GSSG-HR_300-009_Employee_Clearance_Form_.docx
@@ -555,8 +555,13 @@
               <w:start w:w="0" w:type="dxa"/>
               <w:end w:w="0" w:type="dxa"/>
             </w:tcMar>
+            <w:vAlign w:val="center"/>
           </w:tcPr>
           <w:p>
+            <w:pPr>
+              <w:spacing w:before="0" w:after="0" w:line="240" w:lineRule="auto"/>
+              <w:jc w:val="center"/>
+            </w:pPr>
             <w:r>
               <w:t>{{ name }}</w:t>
             </w:r>
@@ -611,8 +616,13 @@
               <w:start w:w="0" w:type="dxa"/>
               <w:end w:w="0" w:type="dxa"/>
             </w:tcMar>
+            <w:vAlign w:val="center"/>
           </w:tcPr>
           <w:p>
+            <w:pPr>
+              <w:spacing w:before="0" w:after="0" w:line="240" w:lineRule="auto"/>
+              <w:jc w:val="center"/>
+            </w:pPr>
             <w:r>
               <w:t>{{ issue_date }}</w:t>
             </w:r>
@@ -672,8 +682,13 @@
               <w:start w:w="0" w:type="dxa"/>
               <w:end w:w="0" w:type="dxa"/>
             </w:tcMar>
+            <w:vAlign w:val="center"/>
           </w:tcPr>
           <w:p>
+            <w:pPr>
+              <w:spacing w:before="0" w:after="0" w:line="240" w:lineRule="auto"/>
+              <w:jc w:val="center"/>
+            </w:pPr>
             <w:r>
               <w:t>{{ designation }}</w:t>
             </w:r>
@@ -728,8 +743,13 @@
               <w:start w:w="0" w:type="dxa"/>
               <w:end w:w="0" w:type="dxa"/>
             </w:tcMar>
+            <w:vAlign w:val="center"/>
           </w:tcPr>
           <w:p>
+            <w:pPr>
+              <w:spacing w:before="0" w:after="0" w:line="240" w:lineRule="auto"/>
+              <w:jc w:val="center"/>
+            </w:pPr>
             <w:r>
               <w:t>{{ employee_id }}</w:t>
             </w:r>
@@ -789,8 +809,13 @@
               <w:start w:w="0" w:type="dxa"/>
               <w:end w:w="0" w:type="dxa"/>
             </w:tcMar>
+            <w:vAlign w:val="center"/>
           </w:tcPr>
           <w:p>
+            <w:pPr>
+              <w:spacing w:before="0" w:after="0" w:line="240" w:lineRule="auto"/>
+              <w:jc w:val="center"/>
+            </w:pPr>
             <w:r>
               <w:t>{{ department }}</w:t>
             </w:r>
@@ -845,8 +870,13 @@
               <w:start w:w="0" w:type="dxa"/>
               <w:end w:w="0" w:type="dxa"/>
             </w:tcMar>
+            <w:vAlign w:val="center"/>
           </w:tcPr>
           <w:p>
+            <w:pPr>
+              <w:spacing w:before="0" w:after="0" w:line="240" w:lineRule="auto"/>
+              <w:jc w:val="center"/>
+            </w:pPr>
             <w:r>
               <w:t>{{ location }}</w:t>
             </w:r>
@@ -906,8 +936,13 @@
               <w:start w:w="0" w:type="dxa"/>
               <w:end w:w="0" w:type="dxa"/>
             </w:tcMar>
+            <w:vAlign w:val="center"/>
           </w:tcPr>
           <w:p>
+            <w:pPr>
+              <w:spacing w:before="0" w:after="0" w:line="240" w:lineRule="auto"/>
+              <w:jc w:val="center"/>
+            </w:pPr>
             <w:r>
               <w:t>{{ join_date }}</w:t>
             </w:r>
@@ -975,8 +1010,13 @@
               <w:start w:w="0" w:type="dxa"/>
               <w:end w:w="0" w:type="dxa"/>
             </w:tcMar>
+            <w:vAlign w:val="center"/>
           </w:tcPr>
           <w:p>
+            <w:pPr>
+              <w:spacing w:before="0" w:after="0" w:line="240" w:lineRule="auto"/>
+              <w:jc w:val="center"/>
+            </w:pPr>
             <w:r>
               <w:t>{{ termination_date }}</w:t>
             </w:r>
@@ -1409,7 +1449,7 @@
       </w:tr>
       <w:tr>
         <w:trPr>
-          <w:trHeight w:hRule="exact" w:val="420"/>
+          <w:trHeight w:hRule="atLeast" w:val="420"/>
         </w:trPr>
         <w:tc>
           <w:tcPr>
@@ -1557,6 +1597,7 @@
           </w:tcPr>
           <w:p>
             <w:pPr>
+              <w:spacing w:before="0" w:after="0" w:line="240" w:lineRule="auto"/>
               <w:jc w:val="center"/>
             </w:pPr>
             <w:r>
@@ -1637,6 +1678,10 @@
             <w:vAlign w:val="center"/>
           </w:tcPr>
           <w:p>
+            <w:pPr>
+              <w:spacing w:before="0" w:after="0" w:line="240" w:lineRule="auto"/>
+              <w:jc w:val="center"/>
+            </w:pPr>
             <w:r>
               <w:t>{{ employee_sig }}</w:t>
             </w:r>
@@ -1715,6 +1760,10 @@
             <w:vAlign w:val="center"/>
           </w:tcPr>
           <w:p>
+            <w:pPr>
+              <w:spacing w:before="0" w:after="0" w:line="240" w:lineRule="auto"/>
+              <w:jc w:val="center"/>
+            </w:pPr>
             <w:r>
               <w:t>{{ manager_sig }}</w:t>
             </w:r>
@@ -1791,6 +1840,7 @@
           </w:tcPr>
           <w:p>
             <w:pPr>
+              <w:spacing w:before="0" w:after="0" w:line="240" w:lineRule="auto"/>
               <w:jc w:val="center"/>
             </w:pPr>
             <w:r>
@@ -1895,6 +1945,7 @@
           </w:tcPr>
           <w:p>
             <w:pPr>
+              <w:spacing w:before="0" w:after="0" w:line="240" w:lineRule="auto"/>
               <w:jc w:val="center"/>
             </w:pPr>
             <w:r>
@@ -1999,6 +2050,7 @@
           </w:tcPr>
           <w:p>
             <w:pPr>
+              <w:spacing w:before="0" w:after="0" w:line="240" w:lineRule="auto"/>
               <w:jc w:val="center"/>
             </w:pPr>
             <w:r>
@@ -2103,6 +2155,7 @@
           </w:tcPr>
           <w:p>
             <w:pPr>
+              <w:spacing w:before="0" w:after="0" w:line="240" w:lineRule="auto"/>
               <w:jc w:val="center"/>
             </w:pPr>
             <w:r>
@@ -2207,6 +2260,7 @@
           </w:tcPr>
           <w:p>
             <w:pPr>
+              <w:spacing w:before="0" w:after="0" w:line="240" w:lineRule="auto"/>
               <w:jc w:val="center"/>
             </w:pPr>
             <w:r>
@@ -2311,6 +2365,7 @@
           </w:tcPr>
           <w:p>
             <w:pPr>
+              <w:spacing w:before="0" w:after="0" w:line="240" w:lineRule="auto"/>
               <w:jc w:val="center"/>
             </w:pPr>
             <w:r>
@@ -2415,6 +2470,7 @@
           </w:tcPr>
           <w:p>
             <w:pPr>
+              <w:spacing w:before="0" w:after="0" w:line="240" w:lineRule="auto"/>
               <w:jc w:val="center"/>
             </w:pPr>
             <w:r>
@@ -2519,6 +2575,7 @@
           </w:tcPr>
           <w:p>
             <w:pPr>
+              <w:spacing w:before="0" w:after="0" w:line="240" w:lineRule="auto"/>
               <w:jc w:val="center"/>
             </w:pPr>
             <w:r>
@@ -2623,6 +2680,7 @@
           </w:tcPr>
           <w:p>
             <w:pPr>
+              <w:spacing w:before="0" w:after="0" w:line="240" w:lineRule="auto"/>
               <w:jc w:val="center"/>
             </w:pPr>
             <w:r>
@@ -2727,6 +2785,7 @@
           </w:tcPr>
           <w:p>
             <w:pPr>
+              <w:spacing w:before="0" w:after="0" w:line="240" w:lineRule="auto"/>
               <w:jc w:val="center"/>
             </w:pPr>
             <w:r>
@@ -2831,6 +2890,7 @@
           </w:tcPr>
           <w:p>
             <w:pPr>
+              <w:spacing w:before="0" w:after="0" w:line="240" w:lineRule="auto"/>
               <w:jc w:val="center"/>
             </w:pPr>
             <w:r>
@@ -2935,6 +2995,7 @@
           </w:tcPr>
           <w:p>
             <w:pPr>
+              <w:spacing w:before="0" w:after="0" w:line="240" w:lineRule="auto"/>
               <w:jc w:val="center"/>
             </w:pPr>
             <w:r>
@@ -3039,6 +3100,7 @@
           </w:tcPr>
           <w:p>
             <w:pPr>
+              <w:spacing w:before="0" w:after="0" w:line="240" w:lineRule="auto"/>
               <w:jc w:val="center"/>
             </w:pPr>
             <w:r>
@@ -3143,6 +3205,7 @@
           </w:tcPr>
           <w:p>
             <w:pPr>
+              <w:spacing w:before="0" w:after="0" w:line="240" w:lineRule="auto"/>
               <w:jc w:val="center"/>
             </w:pPr>
             <w:r>
@@ -3291,6 +3354,7 @@
           </w:tcPr>
           <w:p>
             <w:pPr>
+              <w:spacing w:before="0" w:after="0" w:line="240" w:lineRule="auto"/>
               <w:jc w:val="center"/>
             </w:pPr>
             <w:r>
@@ -3443,6 +3507,7 @@
           </w:tcPr>
           <w:p>
             <w:pPr>
+              <w:spacing w:before="0" w:after="0" w:line="240" w:lineRule="auto"/>
               <w:jc w:val="center"/>
             </w:pPr>
             <w:r>
@@ -3547,6 +3612,7 @@
           </w:tcPr>
           <w:p>
             <w:pPr>
+              <w:spacing w:before="0" w:after="0" w:line="240" w:lineRule="auto"/>
               <w:jc w:val="center"/>
             </w:pPr>
             <w:r>
@@ -3651,6 +3717,7 @@
           </w:tcPr>
           <w:p>
             <w:pPr>
+              <w:spacing w:before="0" w:after="0" w:line="240" w:lineRule="auto"/>
               <w:jc w:val="center"/>
             </w:pPr>
             <w:r>
@@ -3755,6 +3822,7 @@
           </w:tcPr>
           <w:p>
             <w:pPr>
+              <w:spacing w:before="0" w:after="0" w:line="240" w:lineRule="auto"/>
               <w:jc w:val="center"/>
             </w:pPr>
             <w:r>
@@ -3859,6 +3927,7 @@
           </w:tcPr>
           <w:p>
             <w:pPr>
+              <w:spacing w:before="0" w:after="0" w:line="240" w:lineRule="auto"/>
               <w:jc w:val="center"/>
             </w:pPr>
             <w:r>
@@ -3899,454 +3968,6 @@
         <w:autoSpaceDN w:val="0"/>
         <w:autoSpaceDE w:val="0"/>
         <w:widowControl/>
-        <w:spacing w:line="240" w:lineRule="auto" w:before="0" w:after="0"/>
-        <w:ind w:left="0" w:right="0" w:firstLine="0"/>
-        <w:jc w:val="left"/>
-      </w:pPr>
-      <w:r>
-        <w:drawing>
-          <wp:inline xmlns:a="http://schemas.openxmlformats.org/drawingml/2006/main" xmlns:pic="http://schemas.openxmlformats.org/drawingml/2006/picture">
-            <wp:extent cx="6616700" cy="203200"/>
-            <wp:docPr id="3" name="Picture 3"/>
-            <wp:cNvGraphicFramePr>
-              <a:graphicFrameLocks noChangeAspect="1"/>
-            </wp:cNvGraphicFramePr>
-            <a:graphic>
-              <a:graphicData uri="http://schemas.openxmlformats.org/drawingml/2006/picture">
-                <pic:pic>
-                  <pic:nvPicPr>
-                    <pic:cNvPr id="0" name="image.png"/>
-                    <pic:cNvPicPr/>
-                  </pic:nvPicPr>
-                  <pic:blipFill>
-                    <a:blip r:embed="rId11"/>
-                    <a:stretch>
-                      <a:fillRect/>
-                    </a:stretch>
-                  </pic:blipFill>
-                  <pic:spPr>
-                    <a:xfrm>
-                      <a:off x="0" y="0"/>
-                      <a:ext cx="6616700" cy="203200"/>
-                    </a:xfrm>
-                    <a:prstGeom prst="rect"/>
-                  </pic:spPr>
-                </pic:pic>
-              </a:graphicData>
-            </a:graphic>
-          </wp:inline>
-        </w:drawing>
-      </w:r>
-    </w:p>
-    <w:tbl>
-      <w:tblPr>
-        <w:tblW w:type="auto" w:w="0"/>
-        <w:tblLayout w:type="fixed"/>
-        <w:tblLook w:firstColumn="1" w:firstRow="1" w:lastColumn="0" w:lastRow="0" w:noHBand="0" w:noVBand="1" w:val="04A0"/>
-        <w:tblInd w:w="620.0" w:type="dxa"/>
-      </w:tblPr>
-      <w:tblGrid>
-        <w:gridCol w:w="1504"/>
-        <w:gridCol w:w="1504"/>
-        <w:gridCol w:w="1504"/>
-        <w:gridCol w:w="1504"/>
-        <w:gridCol w:w="1504"/>
-        <w:gridCol w:w="1504"/>
-      </w:tblGrid>
-      <w:tr>
-        <w:trPr>
-          <w:trHeight w:hRule="exact" w:val="292"/>
-        </w:trPr>
-        <w:tc>
-          <w:tcPr>
-            <w:tcW w:type="dxa" w:w="1080"/>
-            <w:vMerge w:val="restart"/>
-            <w:tcBorders/>
-            <w:tcMar>
-              <w:start w:w="0" w:type="dxa"/>
-              <w:end w:w="0" w:type="dxa"/>
-            </w:tcMar>
-            <w:tcMar>
-              <w:start w:w="0" w:type="dxa"/>
-              <w:end w:w="0" w:type="dxa"/>
-            </w:tcMar>
-          </w:tcPr>
-          <w:p>
-            <w:pPr>
-              <w:autoSpaceDN w:val="0"/>
-              <w:autoSpaceDE w:val="0"/>
-              <w:widowControl/>
-              <w:spacing w:line="240" w:lineRule="auto" w:before="110" w:after="0"/>
-              <w:ind w:left="0" w:right="40" w:firstLine="0"/>
-              <w:jc w:val="right"/>
-            </w:pPr>
-            <w:r>
-              <w:drawing>
-                <wp:inline xmlns:a="http://schemas.openxmlformats.org/drawingml/2006/main" xmlns:pic="http://schemas.openxmlformats.org/drawingml/2006/picture">
-                  <wp:extent cx="251459" cy="252730"/>
-                  <wp:docPr id="4" name="Picture 4"/>
-                  <wp:cNvGraphicFramePr>
-                    <a:graphicFrameLocks noChangeAspect="1"/>
-                  </wp:cNvGraphicFramePr>
-                  <a:graphic>
-                    <a:graphicData uri="http://schemas.openxmlformats.org/drawingml/2006/picture">
-                      <pic:pic>
-                        <pic:nvPicPr>
-                          <pic:cNvPr id="0" name="image.png"/>
-                          <pic:cNvPicPr/>
-                        </pic:nvPicPr>
-                        <pic:blipFill>
-                          <a:blip r:embed="rId12"/>
-                          <a:stretch>
-                            <a:fillRect/>
-                          </a:stretch>
-                        </pic:blipFill>
-                        <pic:spPr>
-                          <a:xfrm>
-                            <a:off x="0" y="0"/>
-                            <a:ext cx="251459" cy="252730"/>
-                          </a:xfrm>
-                          <a:prstGeom prst="rect"/>
-                        </pic:spPr>
-                      </pic:pic>
-                    </a:graphicData>
-                  </a:graphic>
-                </wp:inline>
-              </w:drawing>
-            </w:r>
-          </w:p>
-        </w:tc>
-        <w:tc>
-          <w:tcPr>
-            <w:tcW w:type="dxa" w:w="2460"/>
-            <w:vMerge w:val="restart"/>
-            <w:tcBorders/>
-            <w:tcMar>
-              <w:start w:w="0" w:type="dxa"/>
-              <w:end w:w="0" w:type="dxa"/>
-            </w:tcMar>
-            <w:tcMar>
-              <w:start w:w="0" w:type="dxa"/>
-              <w:end w:w="0" w:type="dxa"/>
-            </w:tcMar>
-          </w:tcPr>
-          <w:p>
-            <w:pPr>
-              <w:autoSpaceDN w:val="0"/>
-              <w:autoSpaceDE w:val="0"/>
-              <w:widowControl/>
-              <w:spacing w:line="197" w:lineRule="auto" w:before="248" w:after="0"/>
-              <w:ind w:left="48" w:right="0" w:firstLine="0"/>
-              <w:jc w:val="left"/>
-            </w:pPr>
-            <w:r>
-              <w:rPr>
-                <w:rFonts w:ascii="Calibri" w:hAnsi="Calibri" w:eastAsia="Calibri"/>
-                <w:b w:val="0"/>
-                <w:i w:val="0"/>
-                <w:color w:val="A09F9F"/>
-                <w:sz w:val="16"/>
-              </w:rPr>
-              <w:t>Abu Dhabi, United Arab Emirates</w:t>
-            </w:r>
-          </w:p>
-        </w:tc>
-        <w:tc>
-          <w:tcPr>
-            <w:tcW w:type="dxa" w:w="980"/>
-            <w:vMerge w:val="restart"/>
-            <w:tcBorders/>
-            <w:tcMar>
-              <w:start w:w="0" w:type="dxa"/>
-              <w:end w:w="0" w:type="dxa"/>
-            </w:tcMar>
-            <w:tcMar>
-              <w:start w:w="0" w:type="dxa"/>
-              <w:end w:w="0" w:type="dxa"/>
-            </w:tcMar>
-          </w:tcPr>
-          <w:p>
-            <w:pPr>
-              <w:autoSpaceDN w:val="0"/>
-              <w:autoSpaceDE w:val="0"/>
-              <w:widowControl/>
-              <w:spacing w:line="240" w:lineRule="auto" w:before="78" w:after="0"/>
-              <w:ind w:left="0" w:right="112" w:firstLine="0"/>
-              <w:jc w:val="right"/>
-            </w:pPr>
-            <w:r>
-              <w:drawing>
-                <wp:inline xmlns:a="http://schemas.openxmlformats.org/drawingml/2006/main" xmlns:pic="http://schemas.openxmlformats.org/drawingml/2006/picture">
-                  <wp:extent cx="251460" cy="252729"/>
-                  <wp:docPr id="5" name="Picture 5"/>
-                  <wp:cNvGraphicFramePr>
-                    <a:graphicFrameLocks noChangeAspect="1"/>
-                  </wp:cNvGraphicFramePr>
-                  <a:graphic>
-                    <a:graphicData uri="http://schemas.openxmlformats.org/drawingml/2006/picture">
-                      <pic:pic>
-                        <pic:nvPicPr>
-                          <pic:cNvPr id="0" name="image.png"/>
-                          <pic:cNvPicPr/>
-                        </pic:nvPicPr>
-                        <pic:blipFill>
-                          <a:blip r:embed="rId13"/>
-                          <a:stretch>
-                            <a:fillRect/>
-                          </a:stretch>
-                        </pic:blipFill>
-                        <pic:spPr>
-                          <a:xfrm>
-                            <a:off x="0" y="0"/>
-                            <a:ext cx="251460" cy="252729"/>
-                          </a:xfrm>
-                          <a:prstGeom prst="rect"/>
-                        </pic:spPr>
-                      </pic:pic>
-                    </a:graphicData>
-                  </a:graphic>
-                </wp:inline>
-              </w:drawing>
-            </w:r>
-          </w:p>
-        </w:tc>
-        <w:tc>
-          <w:tcPr>
-            <w:tcW w:type="dxa" w:w="2200"/>
-            <w:tcBorders/>
-            <w:tcMar>
-              <w:start w:w="0" w:type="dxa"/>
-              <w:end w:w="0" w:type="dxa"/>
-            </w:tcMar>
-          </w:tcPr>
-          <w:p>
-            <w:pPr>
-              <w:autoSpaceDN w:val="0"/>
-              <w:autoSpaceDE w:val="0"/>
-              <w:widowControl/>
-              <w:spacing w:line="175" w:lineRule="auto" w:before="48" w:after="0"/>
-              <w:ind w:left="136" w:right="0" w:firstLine="0"/>
-              <w:jc w:val="left"/>
-            </w:pPr>
-            <w:r>
-              <w:rPr>
-                <w:rFonts w:ascii="Myanmar Text" w:hAnsi="Myanmar Text" w:eastAsia="Myanmar Text"/>
-                <w:b w:val="0"/>
-                <w:i w:val="0"/>
-                <w:color w:val="A09F9F"/>
-                <w:sz w:val="18"/>
-              </w:rPr>
-              <w:hyperlink r:id="rId14" w:history="1">
-                <w:r>
-                  <w:rPr>
-                    <w:rStyle w:val="Hyperlink"/>
-                  </w:rPr>
-                  <w:t>info@gss-group.net</w:t>
-                </w:r>
-              </w:hyperlink>
-            </w:r>
-          </w:p>
-        </w:tc>
-        <w:tc>
-          <w:tcPr>
-            <w:tcW w:type="dxa" w:w="1120"/>
-            <w:vMerge w:val="restart"/>
-            <w:tcBorders/>
-            <w:tcMar>
-              <w:start w:w="0" w:type="dxa"/>
-              <w:end w:w="0" w:type="dxa"/>
-            </w:tcMar>
-            <w:tcMar>
-              <w:start w:w="0" w:type="dxa"/>
-              <w:end w:w="0" w:type="dxa"/>
-            </w:tcMar>
-          </w:tcPr>
-          <w:p>
-            <w:pPr>
-              <w:autoSpaceDN w:val="0"/>
-              <w:autoSpaceDE w:val="0"/>
-              <w:widowControl/>
-              <w:spacing w:line="240" w:lineRule="auto" w:before="92" w:after="0"/>
-              <w:ind w:left="0" w:right="76" w:firstLine="0"/>
-              <w:jc w:val="right"/>
-            </w:pPr>
-            <w:r>
-              <w:drawing>
-                <wp:inline xmlns:a="http://schemas.openxmlformats.org/drawingml/2006/main" xmlns:pic="http://schemas.openxmlformats.org/drawingml/2006/picture">
-                  <wp:extent cx="251460" cy="252729"/>
-                  <wp:docPr id="6" name="Picture 6"/>
-                  <wp:cNvGraphicFramePr>
-                    <a:graphicFrameLocks noChangeAspect="1"/>
-                  </wp:cNvGraphicFramePr>
-                  <a:graphic>
-                    <a:graphicData uri="http://schemas.openxmlformats.org/drawingml/2006/picture">
-                      <pic:pic>
-                        <pic:nvPicPr>
-                          <pic:cNvPr id="0" name="image.png"/>
-                          <pic:cNvPicPr/>
-                        </pic:nvPicPr>
-                        <pic:blipFill>
-                          <a:blip r:embed="rId15"/>
-                          <a:stretch>
-                            <a:fillRect/>
-                          </a:stretch>
-                        </pic:blipFill>
-                        <pic:spPr>
-                          <a:xfrm>
-                            <a:off x="0" y="0"/>
-                            <a:ext cx="251460" cy="252729"/>
-                          </a:xfrm>
-                          <a:prstGeom prst="rect"/>
-                        </pic:spPr>
-                      </pic:pic>
-                    </a:graphicData>
-                  </a:graphic>
-                </wp:inline>
-              </w:drawing>
-            </w:r>
-          </w:p>
-        </w:tc>
-        <w:tc>
-          <w:tcPr>
-            <w:tcW w:type="dxa" w:w="2600"/>
-            <w:tcBorders/>
-            <w:tcMar>
-              <w:start w:w="0" w:type="dxa"/>
-              <w:end w:w="0" w:type="dxa"/>
-            </w:tcMar>
-          </w:tcPr>
-          <w:p>
-            <w:pPr>
-              <w:autoSpaceDN w:val="0"/>
-              <w:autoSpaceDE w:val="0"/>
-              <w:widowControl/>
-              <w:spacing w:line="175" w:lineRule="auto" w:before="46" w:after="0"/>
-              <w:ind w:left="112" w:right="0" w:firstLine="0"/>
-              <w:jc w:val="left"/>
-            </w:pPr>
-            <w:r>
-              <w:rPr>
-                <w:rFonts w:ascii="Myanmar Text" w:hAnsi="Myanmar Text" w:eastAsia="Myanmar Text"/>
-                <w:b w:val="0"/>
-                <w:i w:val="0"/>
-                <w:color w:val="A09F9F"/>
-                <w:sz w:val="18"/>
-              </w:rPr>
-              <w:t>Phone: +9712 6666898</w:t>
-            </w:r>
-          </w:p>
-        </w:tc>
-      </w:tr>
-      <w:tr>
-        <w:trPr>
-          <w:trHeight w:hRule="exact" w:val="220"/>
-        </w:trPr>
-        <w:tc>
-          <w:tcPr>
-            <w:tcW w:type="dxa" w:w="1504"/>
-            <w:vMerge/>
-            <w:tcBorders/>
-          </w:tcPr>
-          <w:p/>
-        </w:tc>
-        <w:tc>
-          <w:tcPr>
-            <w:tcW w:type="dxa" w:w="1504"/>
-            <w:vMerge/>
-            <w:tcBorders/>
-          </w:tcPr>
-          <w:p/>
-        </w:tc>
-        <w:tc>
-          <w:tcPr>
-            <w:tcW w:type="dxa" w:w="1504"/>
-            <w:vMerge/>
-            <w:tcBorders/>
-          </w:tcPr>
-          <w:p/>
-        </w:tc>
-        <w:tc>
-          <w:tcPr>
-            <w:tcW w:type="dxa" w:w="2200"/>
-            <w:tcBorders/>
-            <w:tcMar>
-              <w:start w:w="0" w:type="dxa"/>
-              <w:end w:w="0" w:type="dxa"/>
-            </w:tcMar>
-          </w:tcPr>
-          <w:p>
-            <w:pPr>
-              <w:autoSpaceDN w:val="0"/>
-              <w:autoSpaceDE w:val="0"/>
-              <w:widowControl/>
-              <w:spacing w:line="175" w:lineRule="auto" w:before="0" w:after="0"/>
-              <w:ind w:left="152" w:right="0" w:firstLine="0"/>
-              <w:jc w:val="left"/>
-            </w:pPr>
-            <w:r>
-              <w:rPr>
-                <w:rFonts w:ascii="Myanmar Text" w:hAnsi="Myanmar Text" w:eastAsia="Myanmar Text"/>
-                <w:b w:val="0"/>
-                <w:i w:val="0"/>
-                <w:color w:val="A09F9F"/>
-                <w:sz w:val="18"/>
-              </w:rPr>
-              <w:hyperlink r:id="rId14" w:history="1">
-                <w:r>
-                  <w:rPr>
-                    <w:rStyle w:val="Hyperlink"/>
-                  </w:rPr>
-                  <w:t>www.gss-group.net</w:t>
-                </w:r>
-              </w:hyperlink>
-            </w:r>
-          </w:p>
-        </w:tc>
-        <w:tc>
-          <w:tcPr>
-            <w:tcW w:type="dxa" w:w="1504"/>
-            <w:vMerge/>
-            <w:tcBorders/>
-          </w:tcPr>
-          <w:p/>
-        </w:tc>
-        <w:tc>
-          <w:tcPr>
-            <w:tcW w:type="dxa" w:w="2600"/>
-            <w:tcBorders/>
-            <w:tcMar>
-              <w:start w:w="0" w:type="dxa"/>
-              <w:end w:w="0" w:type="dxa"/>
-            </w:tcMar>
-          </w:tcPr>
-          <w:p>
-            <w:pPr>
-              <w:autoSpaceDN w:val="0"/>
-              <w:autoSpaceDE w:val="0"/>
-              <w:widowControl/>
-              <w:spacing w:line="240" w:lineRule="auto" w:before="0" w:after="0"/>
-              <w:ind w:left="112" w:right="0" w:firstLine="0"/>
-              <w:jc w:val="left"/>
-            </w:pPr>
-            <w:r>
-              <w:rPr>
-                <w:rFonts w:ascii="Gill Sans MT" w:hAnsi="Gill Sans MT" w:eastAsia="Gill Sans MT"/>
-                <w:b w:val="0"/>
-                <w:i w:val="0"/>
-                <w:color w:val="A09F9F"/>
-                <w:sz w:val="19"/>
-              </w:rPr>
-              <w:t>Fax: +971 2 666 8980</w:t>
-            </w:r>
-          </w:p>
-        </w:tc>
-      </w:tr>
-    </w:tbl>
-    <w:p>
-      <w:pPr>
-        <w:autoSpaceDN w:val="0"/>
-        <w:autoSpaceDE w:val="0"/>
-        <w:widowControl/>
         <w:spacing w:line="14" w:lineRule="exact" w:before="0" w:after="0"/>
         <w:ind w:left="0" w:right="0"/>
       </w:pPr>
@@ -4354,8 +3975,9 @@
     <w:p>
       <w:pPr>
         <w:sectPr>
+          <w:footerReference w:type="default" r:id="rIdFtr1"/>
           <w:pgSz w:w="11906" w:h="16838"/>
-          <w:pgMar w:top="300" w:right="0" w:bottom="226" w:left="0" w:header="720" w:footer="720" w:gutter="0"/>
+          <w:pgMar w:top="300" w:right="0" w:bottom="1440" w:left="0" w:header="720" w:footer="200" w:gutter="0"/>
           <w:cols/>
           <w:docGrid w:linePitch="360"/>
         </w:sectPr>
@@ -4489,7 +4111,7 @@
       </w:tblGrid>
       <w:tr>
         <w:trPr>
-          <w:trHeight w:val="426"/>
+          <w:trHeight w:val="426" w:hRule="atLeast"/>
         </w:trPr>
         <w:tc>
           <w:tcPr>
@@ -4651,6 +4273,7 @@
           <w:p>
             <w:pPr>
               <w:pStyle w:val="TableParagraph"/>
+              <w:spacing w:before="0" w:after="0" w:line="240" w:lineRule="auto"/>
               <w:jc w:val="center"/>
               <w:rPr>
                 <w:rFonts w:ascii="Times New Roman"/>
@@ -4678,6 +4301,7 @@
           </w:tcPr>
           <w:p>
             <w:pPr>
+              <w:spacing w:before="0" w:after="0" w:line="240" w:lineRule="auto"/>
               <w:jc w:val="center"/>
             </w:pPr>
             <w:r>
@@ -4697,6 +4321,7 @@
           </w:tcPr>
           <w:p>
             <w:pPr>
+              <w:spacing w:before="0" w:after="0" w:line="240" w:lineRule="auto"/>
               <w:jc w:val="center"/>
             </w:pPr>
             <w:r>
@@ -4707,7 +4332,7 @@
       </w:tr>
       <w:tr>
         <w:trPr>
-          <w:trHeight w:val="421"/>
+          <w:trHeight w:val="421" w:hRule="atLeast"/>
         </w:trPr>
         <w:tc>
           <w:tcPr>
@@ -4781,6 +4406,7 @@
           <w:p>
             <w:pPr>
               <w:pStyle w:val="TableParagraph"/>
+              <w:spacing w:before="0" w:after="0" w:line="240" w:lineRule="auto"/>
               <w:jc w:val="center"/>
               <w:rPr>
                 <w:rFonts w:ascii="Times New Roman"/>
@@ -4837,7 +4463,7 @@
       </w:tr>
       <w:tr>
         <w:trPr>
-          <w:trHeight w:val="421"/>
+          <w:trHeight w:val="421" w:hRule="atLeast"/>
         </w:trPr>
         <w:tc>
           <w:tcPr>
@@ -4904,6 +4530,7 @@
           <w:p>
             <w:pPr>
               <w:pStyle w:val="TableParagraph"/>
+              <w:spacing w:before="0" w:after="0" w:line="240" w:lineRule="auto"/>
               <w:jc w:val="center"/>
               <w:rPr>
                 <w:rFonts w:ascii="Times New Roman"/>
@@ -4960,7 +4587,7 @@
       </w:tr>
       <w:tr>
         <w:trPr>
-          <w:trHeight w:val="421"/>
+          <w:trHeight w:val="421" w:hRule="atLeast"/>
         </w:trPr>
         <w:tc>
           <w:tcPr>
@@ -5027,6 +4654,7 @@
           <w:p>
             <w:pPr>
               <w:pStyle w:val="TableParagraph"/>
+              <w:spacing w:before="0" w:after="0" w:line="240" w:lineRule="auto"/>
               <w:jc w:val="center"/>
               <w:rPr>
                 <w:rFonts w:ascii="Times New Roman"/>
@@ -5083,7 +4711,7 @@
       </w:tr>
       <w:tr>
         <w:trPr>
-          <w:trHeight w:val="419"/>
+          <w:trHeight w:val="419" w:hRule="atLeast"/>
         </w:trPr>
         <w:tc>
           <w:tcPr>
@@ -5165,6 +4793,7 @@
           <w:p>
             <w:pPr>
               <w:pStyle w:val="TableParagraph"/>
+              <w:spacing w:before="0" w:after="0" w:line="240" w:lineRule="auto"/>
               <w:jc w:val="center"/>
               <w:rPr>
                 <w:rFonts w:ascii="Times New Roman"/>
@@ -5221,7 +4850,7 @@
       </w:tr>
       <w:tr>
         <w:trPr>
-          <w:trHeight w:val="421"/>
+          <w:trHeight w:val="421" w:hRule="atLeast"/>
         </w:trPr>
         <w:tc>
           <w:tcPr>
@@ -5288,6 +4917,7 @@
           <w:p>
             <w:pPr>
               <w:pStyle w:val="TableParagraph"/>
+              <w:spacing w:before="0" w:after="0" w:line="240" w:lineRule="auto"/>
               <w:jc w:val="center"/>
               <w:rPr>
                 <w:rFonts w:ascii="Times New Roman"/>
@@ -5344,7 +4974,7 @@
       </w:tr>
       <w:tr>
         <w:trPr>
-          <w:trHeight w:val="421"/>
+          <w:trHeight w:val="421" w:hRule="atLeast"/>
         </w:trPr>
         <w:tc>
           <w:tcPr>
@@ -5426,6 +5056,7 @@
           <w:p>
             <w:pPr>
               <w:pStyle w:val="TableParagraph"/>
+              <w:spacing w:before="0" w:after="0" w:line="240" w:lineRule="auto"/>
               <w:jc w:val="center"/>
               <w:rPr>
                 <w:rFonts w:ascii="Times New Roman"/>
@@ -5482,7 +5113,7 @@
       </w:tr>
       <w:tr>
         <w:trPr>
-          <w:trHeight w:val="426"/>
+          <w:trHeight w:val="426" w:hRule="atLeast"/>
         </w:trPr>
         <w:tc>
           <w:tcPr>
@@ -5577,6 +5208,7 @@
           <w:p>
             <w:pPr>
               <w:pStyle w:val="TableParagraph"/>
+              <w:spacing w:before="0" w:after="0" w:line="240" w:lineRule="auto"/>
               <w:jc w:val="center"/>
               <w:rPr>
                 <w:rFonts w:ascii="Times New Roman"/>
@@ -5633,7 +5265,7 @@
       </w:tr>
       <w:tr>
         <w:trPr>
-          <w:trHeight w:val="432"/>
+          <w:trHeight w:val="432" w:hRule="atLeast"/>
         </w:trPr>
         <w:tc>
           <w:tcPr>
@@ -5755,6 +5387,7 @@
           <w:p>
             <w:pPr>
               <w:pStyle w:val="TableParagraph"/>
+              <w:spacing w:before="0" w:after="0" w:line="240" w:lineRule="auto"/>
               <w:jc w:val="center"/>
               <w:rPr>
                 <w:rFonts w:ascii="Times New Roman"/>
@@ -5813,7 +5446,7 @@
       </w:tr>
       <w:tr>
         <w:trPr>
-          <w:trHeight w:val="429"/>
+          <w:trHeight w:val="429" w:hRule="atLeast"/>
         </w:trPr>
         <w:tc>
           <w:tcPr>
@@ -5911,6 +5544,7 @@
           <w:p>
             <w:pPr>
               <w:pStyle w:val="TableParagraph"/>
+              <w:spacing w:before="0" w:after="0" w:line="240" w:lineRule="auto"/>
               <w:jc w:val="center"/>
               <w:rPr>
                 <w:rFonts w:ascii="Times New Roman"/>
@@ -5970,7 +5604,7 @@
       </w:tr>
       <w:tr>
         <w:trPr>
-          <w:trHeight w:val="431"/>
+          <w:trHeight w:val="431" w:hRule="atLeast"/>
         </w:trPr>
         <w:tc>
           <w:tcPr>
@@ -6112,6 +5746,7 @@
           <w:p>
             <w:pPr>
               <w:pStyle w:val="TableParagraph"/>
+              <w:spacing w:before="0" w:after="0" w:line="240" w:lineRule="auto"/>
               <w:jc w:val="center"/>
               <w:rPr>
                 <w:rFonts w:ascii="Times New Roman"/>
@@ -6170,7 +5805,7 @@
       </w:tr>
       <w:tr>
         <w:trPr>
-          <w:trHeight w:val="431"/>
+          <w:trHeight w:val="431" w:hRule="atLeast"/>
         </w:trPr>
         <w:tc>
           <w:tcPr>
@@ -6263,6 +5898,7 @@
           <w:p>
             <w:pPr>
               <w:pStyle w:val="TableParagraph"/>
+              <w:spacing w:before="0" w:after="0" w:line="240" w:lineRule="auto"/>
               <w:jc w:val="center"/>
               <w:rPr>
                 <w:rFonts w:ascii="Times New Roman"/>
@@ -6319,7 +5955,7 @@
       </w:tr>
       <w:tr>
         <w:trPr>
-          <w:trHeight w:val="431"/>
+          <w:trHeight w:val="431" w:hRule="atLeast"/>
         </w:trPr>
         <w:tc>
           <w:tcPr>
@@ -6389,6 +6025,7 @@
           <w:p>
             <w:pPr>
               <w:pStyle w:val="TableParagraph"/>
+              <w:spacing w:before="0" w:after="0" w:line="240" w:lineRule="auto"/>
               <w:jc w:val="center"/>
               <w:rPr>
                 <w:rFonts w:ascii="Times New Roman"/>
@@ -6445,7 +6082,7 @@
       </w:tr>
       <w:tr>
         <w:trPr>
-          <w:trHeight w:val="431"/>
+          <w:trHeight w:val="431" w:hRule="atLeast"/>
         </w:trPr>
         <w:tc>
           <w:tcPr>
@@ -6538,6 +6175,7 @@
           <w:p>
             <w:pPr>
               <w:pStyle w:val="TableParagraph"/>
+              <w:spacing w:before="0" w:after="0" w:line="240" w:lineRule="auto"/>
               <w:jc w:val="center"/>
               <w:rPr>
                 <w:rFonts w:ascii="Times New Roman"/>
@@ -6825,415 +6463,6 @@
     </w:tbl>
     <w:p>
       <w:pPr>
-        <w:spacing w:line="14" w:lineRule="exact" w:before="3000" w:after="396"/>
-      </w:pPr>
-    </w:p>
-    <w:tbl>
-      <w:tblPr>
-        <w:tblW w:type="auto" w:w="0"/>
-        <w:tblLayout w:type="fixed"/>
-        <w:tblLook w:firstColumn="1" w:firstRow="1" w:lastColumn="0" w:lastRow="0" w:noHBand="0" w:noVBand="1" w:val="04A0"/>
-        <w:tblInd w:w="620.0" w:type="dxa"/>
-      </w:tblPr>
-      <w:tblGrid>
-        <w:gridCol w:w="1672"/>
-        <w:gridCol w:w="1672"/>
-        <w:gridCol w:w="1672"/>
-        <w:gridCol w:w="1672"/>
-        <w:gridCol w:w="1672"/>
-        <w:gridCol w:w="1672"/>
-      </w:tblGrid>
-      <w:tr>
-        <w:trPr>
-          <w:trHeight w:hRule="exact" w:val="292"/>
-        </w:trPr>
-        <w:tc>
-          <w:tcPr>
-            <w:tcW w:type="dxa" w:w="1080"/>
-            <w:vMerge w:val="restart"/>
-            <w:tcBorders/>
-            <w:tcMar>
-              <w:start w:w="0" w:type="dxa"/>
-              <w:end w:w="0" w:type="dxa"/>
-            </w:tcMar>
-            <w:tcMar>
-              <w:start w:w="0" w:type="dxa"/>
-              <w:end w:w="0" w:type="dxa"/>
-            </w:tcMar>
-          </w:tcPr>
-          <w:p>
-            <w:pPr>
-              <w:autoSpaceDN w:val="0"/>
-              <w:autoSpaceDE w:val="0"/>
-              <w:widowControl/>
-              <w:spacing w:line="240" w:lineRule="auto" w:before="110" w:after="0"/>
-              <w:ind w:left="0" w:right="40" w:firstLine="0"/>
-              <w:jc w:val="right"/>
-            </w:pPr>
-            <w:r>
-              <w:drawing>
-                <wp:inline xmlns:a="http://schemas.openxmlformats.org/drawingml/2006/main" xmlns:pic="http://schemas.openxmlformats.org/drawingml/2006/picture">
-                  <wp:extent cx="251459" cy="252730"/>
-                  <wp:docPr id="9" name="Picture 9"/>
-                  <wp:cNvGraphicFramePr>
-                    <a:graphicFrameLocks noChangeAspect="1"/>
-                  </wp:cNvGraphicFramePr>
-                  <a:graphic>
-                    <a:graphicData uri="http://schemas.openxmlformats.org/drawingml/2006/picture">
-                      <pic:pic>
-                        <pic:nvPicPr>
-                          <pic:cNvPr id="0" name="image.png"/>
-                          <pic:cNvPicPr/>
-                        </pic:nvPicPr>
-                        <pic:blipFill>
-                          <a:blip r:embed="rId12"/>
-                          <a:stretch>
-                            <a:fillRect/>
-                          </a:stretch>
-                        </pic:blipFill>
-                        <pic:spPr>
-                          <a:xfrm>
-                            <a:off x="0" y="0"/>
-                            <a:ext cx="251459" cy="252730"/>
-                          </a:xfrm>
-                          <a:prstGeom prst="rect"/>
-                        </pic:spPr>
-                      </pic:pic>
-                    </a:graphicData>
-                  </a:graphic>
-                </wp:inline>
-              </w:drawing>
-            </w:r>
-          </w:p>
-        </w:tc>
-        <w:tc>
-          <w:tcPr>
-            <w:tcW w:type="dxa" w:w="2460"/>
-            <w:vMerge w:val="restart"/>
-            <w:tcBorders/>
-            <w:tcMar>
-              <w:start w:w="0" w:type="dxa"/>
-              <w:end w:w="0" w:type="dxa"/>
-            </w:tcMar>
-            <w:tcMar>
-              <w:start w:w="0" w:type="dxa"/>
-              <w:end w:w="0" w:type="dxa"/>
-            </w:tcMar>
-          </w:tcPr>
-          <w:p>
-            <w:pPr>
-              <w:autoSpaceDN w:val="0"/>
-              <w:autoSpaceDE w:val="0"/>
-              <w:widowControl/>
-              <w:spacing w:line="197" w:lineRule="auto" w:before="248" w:after="0"/>
-              <w:ind w:left="48" w:right="0" w:firstLine="0"/>
-              <w:jc w:val="left"/>
-            </w:pPr>
-            <w:r>
-              <w:rPr>
-                <w:rFonts w:ascii="Calibri" w:hAnsi="Calibri" w:eastAsia="Calibri"/>
-                <w:b w:val="0"/>
-                <w:i w:val="0"/>
-                <w:color w:val="A09F9F"/>
-                <w:sz w:val="16"/>
-              </w:rPr>
-              <w:t>Abu Dhabi, United Arab Emirates</w:t>
-            </w:r>
-          </w:p>
-        </w:tc>
-        <w:tc>
-          <w:tcPr>
-            <w:tcW w:type="dxa" w:w="980"/>
-            <w:vMerge w:val="restart"/>
-            <w:tcBorders/>
-            <w:tcMar>
-              <w:start w:w="0" w:type="dxa"/>
-              <w:end w:w="0" w:type="dxa"/>
-            </w:tcMar>
-            <w:tcMar>
-              <w:start w:w="0" w:type="dxa"/>
-              <w:end w:w="0" w:type="dxa"/>
-            </w:tcMar>
-          </w:tcPr>
-          <w:p>
-            <w:pPr>
-              <w:autoSpaceDN w:val="0"/>
-              <w:autoSpaceDE w:val="0"/>
-              <w:widowControl/>
-              <w:spacing w:line="240" w:lineRule="auto" w:before="78" w:after="0"/>
-              <w:ind w:left="0" w:right="112" w:firstLine="0"/>
-              <w:jc w:val="right"/>
-            </w:pPr>
-            <w:r>
-              <w:drawing>
-                <wp:inline xmlns:a="http://schemas.openxmlformats.org/drawingml/2006/main" xmlns:pic="http://schemas.openxmlformats.org/drawingml/2006/picture">
-                  <wp:extent cx="251460" cy="252729"/>
-                  <wp:docPr id="10" name="Picture 10"/>
-                  <wp:cNvGraphicFramePr>
-                    <a:graphicFrameLocks noChangeAspect="1"/>
-                  </wp:cNvGraphicFramePr>
-                  <a:graphic>
-                    <a:graphicData uri="http://schemas.openxmlformats.org/drawingml/2006/picture">
-                      <pic:pic>
-                        <pic:nvPicPr>
-                          <pic:cNvPr id="0" name="image.png"/>
-                          <pic:cNvPicPr/>
-                        </pic:nvPicPr>
-                        <pic:blipFill>
-                          <a:blip r:embed="rId13"/>
-                          <a:stretch>
-                            <a:fillRect/>
-                          </a:stretch>
-                        </pic:blipFill>
-                        <pic:spPr>
-                          <a:xfrm>
-                            <a:off x="0" y="0"/>
-                            <a:ext cx="251460" cy="252729"/>
-                          </a:xfrm>
-                          <a:prstGeom prst="rect"/>
-                        </pic:spPr>
-                      </pic:pic>
-                    </a:graphicData>
-                  </a:graphic>
-                </wp:inline>
-              </w:drawing>
-            </w:r>
-          </w:p>
-        </w:tc>
-        <w:tc>
-          <w:tcPr>
-            <w:tcW w:type="dxa" w:w="2200"/>
-            <w:tcBorders/>
-            <w:tcMar>
-              <w:start w:w="0" w:type="dxa"/>
-              <w:end w:w="0" w:type="dxa"/>
-            </w:tcMar>
-          </w:tcPr>
-          <w:p>
-            <w:pPr>
-              <w:autoSpaceDN w:val="0"/>
-              <w:autoSpaceDE w:val="0"/>
-              <w:widowControl/>
-              <w:spacing w:line="175" w:lineRule="auto" w:before="48" w:after="0"/>
-              <w:ind w:left="136" w:right="0" w:firstLine="0"/>
-              <w:jc w:val="left"/>
-            </w:pPr>
-            <w:r>
-              <w:rPr>
-                <w:rFonts w:ascii="Myanmar Text" w:hAnsi="Myanmar Text" w:eastAsia="Myanmar Text"/>
-                <w:b w:val="0"/>
-                <w:i w:val="0"/>
-                <w:color w:val="A09F9F"/>
-                <w:sz w:val="18"/>
-              </w:rPr>
-              <w:hyperlink r:id="rId18" w:history="1">
-                <w:r>
-                  <w:rPr>
-                    <w:rStyle w:val="Hyperlink"/>
-                  </w:rPr>
-                  <w:t>info@gss-group.net</w:t>
-                </w:r>
-              </w:hyperlink>
-            </w:r>
-          </w:p>
-        </w:tc>
-        <w:tc>
-          <w:tcPr>
-            <w:tcW w:type="dxa" w:w="1120"/>
-            <w:vMerge w:val="restart"/>
-            <w:tcBorders/>
-            <w:tcMar>
-              <w:start w:w="0" w:type="dxa"/>
-              <w:end w:w="0" w:type="dxa"/>
-            </w:tcMar>
-            <w:tcMar>
-              <w:start w:w="0" w:type="dxa"/>
-              <w:end w:w="0" w:type="dxa"/>
-            </w:tcMar>
-          </w:tcPr>
-          <w:p>
-            <w:pPr>
-              <w:autoSpaceDN w:val="0"/>
-              <w:autoSpaceDE w:val="0"/>
-              <w:widowControl/>
-              <w:spacing w:line="240" w:lineRule="auto" w:before="92" w:after="0"/>
-              <w:ind w:left="0" w:right="76" w:firstLine="0"/>
-              <w:jc w:val="right"/>
-            </w:pPr>
-            <w:r>
-              <w:drawing>
-                <wp:inline xmlns:a="http://schemas.openxmlformats.org/drawingml/2006/main" xmlns:pic="http://schemas.openxmlformats.org/drawingml/2006/picture">
-                  <wp:extent cx="251460" cy="252729"/>
-                  <wp:docPr id="11" name="Picture 11"/>
-                  <wp:cNvGraphicFramePr>
-                    <a:graphicFrameLocks noChangeAspect="1"/>
-                  </wp:cNvGraphicFramePr>
-                  <a:graphic>
-                    <a:graphicData uri="http://schemas.openxmlformats.org/drawingml/2006/picture">
-                      <pic:pic>
-                        <pic:nvPicPr>
-                          <pic:cNvPr id="0" name="image.png"/>
-                          <pic:cNvPicPr/>
-                        </pic:nvPicPr>
-                        <pic:blipFill>
-                          <a:blip r:embed="rId15"/>
-                          <a:stretch>
-                            <a:fillRect/>
-                          </a:stretch>
-                        </pic:blipFill>
-                        <pic:spPr>
-                          <a:xfrm>
-                            <a:off x="0" y="0"/>
-                            <a:ext cx="251460" cy="252729"/>
-                          </a:xfrm>
-                          <a:prstGeom prst="rect"/>
-                        </pic:spPr>
-                      </pic:pic>
-                    </a:graphicData>
-                  </a:graphic>
-                </wp:inline>
-              </w:drawing>
-            </w:r>
-          </w:p>
-        </w:tc>
-        <w:tc>
-          <w:tcPr>
-            <w:tcW w:type="dxa" w:w="2380"/>
-            <w:tcBorders/>
-            <w:tcMar>
-              <w:start w:w="0" w:type="dxa"/>
-              <w:end w:w="0" w:type="dxa"/>
-            </w:tcMar>
-          </w:tcPr>
-          <w:p>
-            <w:pPr>
-              <w:autoSpaceDN w:val="0"/>
-              <w:autoSpaceDE w:val="0"/>
-              <w:widowControl/>
-              <w:spacing w:line="175" w:lineRule="auto" w:before="46" w:after="0"/>
-              <w:ind w:left="112" w:right="0" w:firstLine="0"/>
-              <w:jc w:val="left"/>
-            </w:pPr>
-            <w:r>
-              <w:rPr>
-                <w:rFonts w:ascii="Myanmar Text" w:hAnsi="Myanmar Text" w:eastAsia="Myanmar Text"/>
-                <w:b w:val="0"/>
-                <w:i w:val="0"/>
-                <w:color w:val="A09F9F"/>
-                <w:sz w:val="18"/>
-              </w:rPr>
-              <w:t>Phone: +9712 6666898</w:t>
-            </w:r>
-          </w:p>
-        </w:tc>
-      </w:tr>
-      <w:tr>
-        <w:trPr>
-          <w:trHeight w:hRule="exact" w:val="220"/>
-        </w:trPr>
-        <w:tc>
-          <w:tcPr>
-            <w:tcW w:type="dxa" w:w="1672"/>
-            <w:vMerge/>
-            <w:tcBorders/>
-          </w:tcPr>
-          <w:p/>
-        </w:tc>
-        <w:tc>
-          <w:tcPr>
-            <w:tcW w:type="dxa" w:w="1672"/>
-            <w:vMerge/>
-            <w:tcBorders/>
-          </w:tcPr>
-          <w:p/>
-        </w:tc>
-        <w:tc>
-          <w:tcPr>
-            <w:tcW w:type="dxa" w:w="1672"/>
-            <w:vMerge/>
-            <w:tcBorders/>
-          </w:tcPr>
-          <w:p/>
-        </w:tc>
-        <w:tc>
-          <w:tcPr>
-            <w:tcW w:type="dxa" w:w="2200"/>
-            <w:tcBorders/>
-            <w:tcMar>
-              <w:start w:w="0" w:type="dxa"/>
-              <w:end w:w="0" w:type="dxa"/>
-            </w:tcMar>
-          </w:tcPr>
-          <w:p>
-            <w:pPr>
-              <w:autoSpaceDN w:val="0"/>
-              <w:autoSpaceDE w:val="0"/>
-              <w:widowControl/>
-              <w:spacing w:line="175" w:lineRule="auto" w:before="0" w:after="0"/>
-              <w:ind w:left="152" w:right="0" w:firstLine="0"/>
-              <w:jc w:val="left"/>
-            </w:pPr>
-            <w:r>
-              <w:rPr>
-                <w:rFonts w:ascii="Myanmar Text" w:hAnsi="Myanmar Text" w:eastAsia="Myanmar Text"/>
-                <w:b w:val="0"/>
-                <w:i w:val="0"/>
-                <w:color w:val="A09F9F"/>
-                <w:sz w:val="18"/>
-              </w:rPr>
-              <w:hyperlink r:id="rId14" w:history="1">
-                <w:r>
-                  <w:rPr>
-                    <w:rStyle w:val="Hyperlink"/>
-                  </w:rPr>
-                  <w:t>www.gss-group.net</w:t>
-                </w:r>
-              </w:hyperlink>
-            </w:r>
-          </w:p>
-        </w:tc>
-        <w:tc>
-          <w:tcPr>
-            <w:tcW w:type="dxa" w:w="1672"/>
-            <w:vMerge/>
-            <w:tcBorders/>
-          </w:tcPr>
-          <w:p/>
-        </w:tc>
-        <w:tc>
-          <w:tcPr>
-            <w:tcW w:type="dxa" w:w="2380"/>
-            <w:tcBorders/>
-            <w:tcMar>
-              <w:start w:w="0" w:type="dxa"/>
-              <w:end w:w="0" w:type="dxa"/>
-            </w:tcMar>
-          </w:tcPr>
-          <w:p>
-            <w:pPr>
-              <w:autoSpaceDN w:val="0"/>
-              <w:autoSpaceDE w:val="0"/>
-              <w:widowControl/>
-              <w:spacing w:line="240" w:lineRule="auto" w:before="0" w:after="0"/>
-              <w:ind w:left="112" w:right="0" w:firstLine="0"/>
-              <w:jc w:val="left"/>
-            </w:pPr>
-            <w:r>
-              <w:rPr>
-                <w:rFonts w:ascii="Gill Sans MT" w:hAnsi="Gill Sans MT" w:eastAsia="Gill Sans MT"/>
-                <w:b w:val="0"/>
-                <w:i w:val="0"/>
-                <w:color w:val="A09F9F"/>
-                <w:sz w:val="19"/>
-              </w:rPr>
-              <w:t>Fax: +971 2 666 8980</w:t>
-            </w:r>
-          </w:p>
-        </w:tc>
-      </w:tr>
-    </w:tbl>
-    <w:p>
-      <w:pPr>
         <w:autoSpaceDN w:val="0"/>
         <w:autoSpaceDE w:val="0"/>
         <w:widowControl/>
@@ -7242,13 +6471,472 @@
       </w:pPr>
     </w:p>
     <w:sectPr>
+      <w:footerReference w:type="default" r:id="rIdFtr1"/>
       <w:pgSz w:w="11906" w:h="16838"/>
-      <w:pgMar w:top="320" w:right="436" w:bottom="226" w:left="0" w:header="720" w:footer="720" w:gutter="0"/>
+      <w:pgMar w:top="320" w:right="436" w:bottom="1440" w:left="0" w:header="720" w:footer="200" w:gutter="0"/>
       <w:cols/>
       <w:docGrid w:linePitch="360"/>
     </w:sectPr>
   </w:body>
 </w:document>
+</file>
+
+<file path=word/footer1.xml><?xml version="1.0" encoding="utf-8"?>
+<w:ftr xmlns:wpc="http://schemas.microsoft.com/office/word/2010/wordprocessingCanvas" xmlns:mo="http://schemas.microsoft.com/office/mac/office/2008/main" xmlns:mc="http://schemas.openxmlformats.org/markup-compatibility/2006" xmlns:mv="urn:schemas-microsoft-com:mac:vml" xmlns:o="urn:schemas-microsoft-com:office:office" xmlns:r="http://schemas.openxmlformats.org/officeDocument/2006/relationships" xmlns:m="http://schemas.openxmlformats.org/officeDocument/2006/math" xmlns:v="urn:schemas-microsoft-com:vml" xmlns:wp14="http://schemas.microsoft.com/office/word/2010/wordprocessingDrawing" xmlns:wp="http://schemas.openxmlformats.org/drawingml/2006/wordprocessingDrawing" xmlns:w10="urn:schemas-microsoft-com:office:word" xmlns:w="http://schemas.openxmlformats.org/wordprocessingml/2006/main" xmlns:w14="http://schemas.microsoft.com/office/word/2010/wordml" xmlns:wpg="http://schemas.microsoft.com/office/word/2010/wordprocessingGroup" xmlns:wpi="http://schemas.microsoft.com/office/word/2010/wordprocessingInk" xmlns:wne="http://schemas.microsoft.com/office/word/2006/wordml" xmlns:wps="http://schemas.microsoft.com/office/word/2010/wordprocessingShape">
+  <w:p>
+    <w:pPr>
+      <w:autoSpaceDN w:val="0"/>
+      <w:autoSpaceDE w:val="0"/>
+      <w:widowControl/>
+      <w:spacing w:line="240" w:lineRule="auto" w:before="0" w:after="120"/>
+      <w:ind w:left="0" w:right="0" w:firstLine="0"/>
+      <w:jc w:val="left"/>
+    </w:pPr>
+    <w:r>
+      <w:drawing>
+        <wp:inline xmlns:a="http://schemas.openxmlformats.org/drawingml/2006/main" xmlns:pic="http://schemas.openxmlformats.org/drawingml/2006/picture">
+          <wp:extent cx="6616700" cy="203200"/>
+          <wp:docPr id="3" name="Picture 3"/>
+          <wp:cNvGraphicFramePr>
+            <a:graphicFrameLocks noChangeAspect="1"/>
+          </wp:cNvGraphicFramePr>
+          <a:graphic>
+            <a:graphicData uri="http://schemas.openxmlformats.org/drawingml/2006/picture">
+              <pic:pic>
+                <pic:nvPicPr>
+                  <pic:cNvPr id="0" name="image.png"/>
+                  <pic:cNvPicPr/>
+                </pic:nvPicPr>
+                <pic:blipFill>
+                  <a:blip r:embed="rId11"/>
+                  <a:stretch>
+                    <a:fillRect/>
+                  </a:stretch>
+                </pic:blipFill>
+                <pic:spPr>
+                  <a:xfrm>
+                    <a:off x="0" y="0"/>
+                    <a:ext cx="6616700" cy="203200"/>
+                  </a:xfrm>
+                  <a:prstGeom prst="rect"/>
+                </pic:spPr>
+              </pic:pic>
+            </a:graphicData>
+          </a:graphic>
+        </wp:inline>
+      </w:drawing>
+    </w:r>
+  </w:p>
+  <w:tbl>
+    <w:tblPr>
+      <w:tblW w:type="auto" w:w="0"/>
+      <w:tblLayout w:type="fixed"/>
+      <w:tblLook w:firstColumn="1" w:firstRow="1" w:lastColumn="0" w:lastRow="0" w:noHBand="0" w:noVBand="1" w:val="04A0"/>
+      <w:tblInd w:w="620.0" w:type="dxa"/>
+    </w:tblPr>
+    <w:tblGrid>
+      <w:gridCol w:w="1504"/>
+      <w:gridCol w:w="1504"/>
+      <w:gridCol w:w="1504"/>
+      <w:gridCol w:w="1504"/>
+      <w:gridCol w:w="1504"/>
+      <w:gridCol w:w="1504"/>
+    </w:tblGrid>
+    <w:tr>
+      <w:trPr>
+        <w:trHeight w:hRule="exact" w:val="292"/>
+      </w:trPr>
+      <w:tc>
+        <w:tcPr>
+          <w:tcW w:type="dxa" w:w="1080"/>
+          <w:vMerge w:val="restart"/>
+          <w:tcBorders/>
+          <w:tcMar>
+            <w:start w:w="0" w:type="dxa"/>
+            <w:end w:w="0" w:type="dxa"/>
+          </w:tcMar>
+          <w:tcMar>
+            <w:start w:w="0" w:type="dxa"/>
+            <w:end w:w="0" w:type="dxa"/>
+          </w:tcMar>
+        </w:tcPr>
+        <w:p>
+          <w:pPr>
+            <w:autoSpaceDN w:val="0"/>
+            <w:autoSpaceDE w:val="0"/>
+            <w:widowControl/>
+            <w:spacing w:line="240" w:lineRule="auto" w:before="110" w:after="0"/>
+            <w:ind w:left="0" w:right="40" w:firstLine="0"/>
+            <w:jc w:val="right"/>
+          </w:pPr>
+          <w:r>
+            <w:drawing>
+              <wp:inline xmlns:a="http://schemas.openxmlformats.org/drawingml/2006/main" xmlns:pic="http://schemas.openxmlformats.org/drawingml/2006/picture">
+                <wp:extent cx="251459" cy="252730"/>
+                <wp:docPr id="4" name="Picture 4"/>
+                <wp:cNvGraphicFramePr>
+                  <a:graphicFrameLocks noChangeAspect="1"/>
+                </wp:cNvGraphicFramePr>
+                <a:graphic>
+                  <a:graphicData uri="http://schemas.openxmlformats.org/drawingml/2006/picture">
+                    <pic:pic>
+                      <pic:nvPicPr>
+                        <pic:cNvPr id="0" name="image.png"/>
+                        <pic:cNvPicPr/>
+                      </pic:nvPicPr>
+                      <pic:blipFill>
+                        <a:blip r:embed="rId12"/>
+                        <a:stretch>
+                          <a:fillRect/>
+                        </a:stretch>
+                      </pic:blipFill>
+                      <pic:spPr>
+                        <a:xfrm>
+                          <a:off x="0" y="0"/>
+                          <a:ext cx="251459" cy="252730"/>
+                        </a:xfrm>
+                        <a:prstGeom prst="rect"/>
+                      </pic:spPr>
+                    </pic:pic>
+                  </a:graphicData>
+                </a:graphic>
+              </wp:inline>
+            </w:drawing>
+          </w:r>
+        </w:p>
+      </w:tc>
+      <w:tc>
+        <w:tcPr>
+          <w:tcW w:type="dxa" w:w="2460"/>
+          <w:vMerge w:val="restart"/>
+          <w:tcBorders/>
+          <w:tcMar>
+            <w:start w:w="0" w:type="dxa"/>
+            <w:end w:w="0" w:type="dxa"/>
+          </w:tcMar>
+          <w:tcMar>
+            <w:start w:w="0" w:type="dxa"/>
+            <w:end w:w="0" w:type="dxa"/>
+          </w:tcMar>
+        </w:tcPr>
+        <w:p>
+          <w:pPr>
+            <w:autoSpaceDN w:val="0"/>
+            <w:autoSpaceDE w:val="0"/>
+            <w:widowControl/>
+            <w:spacing w:line="197" w:lineRule="auto" w:before="248" w:after="0"/>
+            <w:ind w:left="48" w:right="0" w:firstLine="0"/>
+            <w:jc w:val="left"/>
+          </w:pPr>
+          <w:r>
+            <w:rPr>
+              <w:rFonts w:ascii="Calibri" w:hAnsi="Calibri" w:eastAsia="Calibri"/>
+              <w:b w:val="0"/>
+              <w:i w:val="0"/>
+              <w:color w:val="A09F9F"/>
+              <w:sz w:val="16"/>
+            </w:rPr>
+            <w:t>Abu Dhabi, United Arab Emirates</w:t>
+          </w:r>
+        </w:p>
+      </w:tc>
+      <w:tc>
+        <w:tcPr>
+          <w:tcW w:type="dxa" w:w="980"/>
+          <w:vMerge w:val="restart"/>
+          <w:tcBorders/>
+          <w:tcMar>
+            <w:start w:w="0" w:type="dxa"/>
+            <w:end w:w="0" w:type="dxa"/>
+          </w:tcMar>
+          <w:tcMar>
+            <w:start w:w="0" w:type="dxa"/>
+            <w:end w:w="0" w:type="dxa"/>
+          </w:tcMar>
+        </w:tcPr>
+        <w:p>
+          <w:pPr>
+            <w:autoSpaceDN w:val="0"/>
+            <w:autoSpaceDE w:val="0"/>
+            <w:widowControl/>
+            <w:spacing w:line="240" w:lineRule="auto" w:before="78" w:after="0"/>
+            <w:ind w:left="0" w:right="112" w:firstLine="0"/>
+            <w:jc w:val="right"/>
+          </w:pPr>
+          <w:r>
+            <w:drawing>
+              <wp:inline xmlns:a="http://schemas.openxmlformats.org/drawingml/2006/main" xmlns:pic="http://schemas.openxmlformats.org/drawingml/2006/picture">
+                <wp:extent cx="251460" cy="252729"/>
+                <wp:docPr id="5" name="Picture 5"/>
+                <wp:cNvGraphicFramePr>
+                  <a:graphicFrameLocks noChangeAspect="1"/>
+                </wp:cNvGraphicFramePr>
+                <a:graphic>
+                  <a:graphicData uri="http://schemas.openxmlformats.org/drawingml/2006/picture">
+                    <pic:pic>
+                      <pic:nvPicPr>
+                        <pic:cNvPr id="0" name="image.png"/>
+                        <pic:cNvPicPr/>
+                      </pic:nvPicPr>
+                      <pic:blipFill>
+                        <a:blip r:embed="rId13"/>
+                        <a:stretch>
+                          <a:fillRect/>
+                        </a:stretch>
+                      </pic:blipFill>
+                      <pic:spPr>
+                        <a:xfrm>
+                          <a:off x="0" y="0"/>
+                          <a:ext cx="251460" cy="252729"/>
+                        </a:xfrm>
+                        <a:prstGeom prst="rect"/>
+                      </pic:spPr>
+                    </pic:pic>
+                  </a:graphicData>
+                </a:graphic>
+              </wp:inline>
+            </w:drawing>
+          </w:r>
+        </w:p>
+      </w:tc>
+      <w:tc>
+        <w:tcPr>
+          <w:tcW w:type="dxa" w:w="2200"/>
+          <w:tcBorders/>
+          <w:tcMar>
+            <w:start w:w="0" w:type="dxa"/>
+            <w:end w:w="0" w:type="dxa"/>
+          </w:tcMar>
+        </w:tcPr>
+        <w:p>
+          <w:pPr>
+            <w:autoSpaceDN w:val="0"/>
+            <w:autoSpaceDE w:val="0"/>
+            <w:widowControl/>
+            <w:spacing w:line="175" w:lineRule="auto" w:before="48" w:after="0"/>
+            <w:ind w:left="136" w:right="0" w:firstLine="0"/>
+            <w:jc w:val="left"/>
+          </w:pPr>
+          <w:r>
+            <w:rPr>
+              <w:rFonts w:ascii="Myanmar Text" w:hAnsi="Myanmar Text" w:eastAsia="Myanmar Text"/>
+              <w:b w:val="0"/>
+              <w:i w:val="0"/>
+              <w:color w:val="A09F9F"/>
+              <w:sz w:val="18"/>
+            </w:rPr>
+            <w:hyperlink r:id="rId14" w:history="1">
+              <w:r>
+                <w:rPr>
+                  <w:rStyle w:val="Hyperlink"/>
+                </w:rPr>
+                <w:t>info@gss-group.net</w:t>
+              </w:r>
+            </w:hyperlink>
+          </w:r>
+        </w:p>
+      </w:tc>
+      <w:tc>
+        <w:tcPr>
+          <w:tcW w:type="dxa" w:w="1120"/>
+          <w:vMerge w:val="restart"/>
+          <w:tcBorders/>
+          <w:tcMar>
+            <w:start w:w="0" w:type="dxa"/>
+            <w:end w:w="0" w:type="dxa"/>
+          </w:tcMar>
+          <w:tcMar>
+            <w:start w:w="0" w:type="dxa"/>
+            <w:end w:w="0" w:type="dxa"/>
+          </w:tcMar>
+        </w:tcPr>
+        <w:p>
+          <w:pPr>
+            <w:autoSpaceDN w:val="0"/>
+            <w:autoSpaceDE w:val="0"/>
+            <w:widowControl/>
+            <w:spacing w:line="240" w:lineRule="auto" w:before="92" w:after="0"/>
+            <w:ind w:left="0" w:right="76" w:firstLine="0"/>
+            <w:jc w:val="right"/>
+          </w:pPr>
+          <w:r>
+            <w:drawing>
+              <wp:inline xmlns:a="http://schemas.openxmlformats.org/drawingml/2006/main" xmlns:pic="http://schemas.openxmlformats.org/drawingml/2006/picture">
+                <wp:extent cx="251460" cy="252729"/>
+                <wp:docPr id="6" name="Picture 6"/>
+                <wp:cNvGraphicFramePr>
+                  <a:graphicFrameLocks noChangeAspect="1"/>
+                </wp:cNvGraphicFramePr>
+                <a:graphic>
+                  <a:graphicData uri="http://schemas.openxmlformats.org/drawingml/2006/picture">
+                    <pic:pic>
+                      <pic:nvPicPr>
+                        <pic:cNvPr id="0" name="image.png"/>
+                        <pic:cNvPicPr/>
+                      </pic:nvPicPr>
+                      <pic:blipFill>
+                        <a:blip r:embed="rId15"/>
+                        <a:stretch>
+                          <a:fillRect/>
+                        </a:stretch>
+                      </pic:blipFill>
+                      <pic:spPr>
+                        <a:xfrm>
+                          <a:off x="0" y="0"/>
+                          <a:ext cx="251460" cy="252729"/>
+                        </a:xfrm>
+                        <a:prstGeom prst="rect"/>
+                      </pic:spPr>
+                    </pic:pic>
+                  </a:graphicData>
+                </a:graphic>
+              </wp:inline>
+            </w:drawing>
+          </w:r>
+        </w:p>
+      </w:tc>
+      <w:tc>
+        <w:tcPr>
+          <w:tcW w:type="dxa" w:w="2600"/>
+          <w:tcBorders/>
+          <w:tcMar>
+            <w:start w:w="0" w:type="dxa"/>
+            <w:end w:w="0" w:type="dxa"/>
+          </w:tcMar>
+        </w:tcPr>
+        <w:p>
+          <w:pPr>
+            <w:autoSpaceDN w:val="0"/>
+            <w:autoSpaceDE w:val="0"/>
+            <w:widowControl/>
+            <w:spacing w:line="175" w:lineRule="auto" w:before="46" w:after="0"/>
+            <w:ind w:left="112" w:right="0" w:firstLine="0"/>
+            <w:jc w:val="left"/>
+          </w:pPr>
+          <w:r>
+            <w:rPr>
+              <w:rFonts w:ascii="Myanmar Text" w:hAnsi="Myanmar Text" w:eastAsia="Myanmar Text"/>
+              <w:b w:val="0"/>
+              <w:i w:val="0"/>
+              <w:color w:val="A09F9F"/>
+              <w:sz w:val="18"/>
+            </w:rPr>
+            <w:t>Phone: +9712 6666898</w:t>
+          </w:r>
+        </w:p>
+      </w:tc>
+    </w:tr>
+    <w:tr>
+      <w:trPr>
+        <w:trHeight w:hRule="exact" w:val="220"/>
+      </w:trPr>
+      <w:tc>
+        <w:tcPr>
+          <w:tcW w:type="dxa" w:w="1504"/>
+          <w:vMerge/>
+          <w:tcBorders/>
+        </w:tcPr>
+        <w:p/>
+      </w:tc>
+      <w:tc>
+        <w:tcPr>
+          <w:tcW w:type="dxa" w:w="1504"/>
+          <w:vMerge/>
+          <w:tcBorders/>
+        </w:tcPr>
+        <w:p/>
+      </w:tc>
+      <w:tc>
+        <w:tcPr>
+          <w:tcW w:type="dxa" w:w="1504"/>
+          <w:vMerge/>
+          <w:tcBorders/>
+        </w:tcPr>
+        <w:p/>
+      </w:tc>
+      <w:tc>
+        <w:tcPr>
+          <w:tcW w:type="dxa" w:w="2200"/>
+          <w:tcBorders/>
+          <w:tcMar>
+            <w:start w:w="0" w:type="dxa"/>
+            <w:end w:w="0" w:type="dxa"/>
+          </w:tcMar>
+        </w:tcPr>
+        <w:p>
+          <w:pPr>
+            <w:autoSpaceDN w:val="0"/>
+            <w:autoSpaceDE w:val="0"/>
+            <w:widowControl/>
+            <w:spacing w:line="175" w:lineRule="auto" w:before="0" w:after="0"/>
+            <w:ind w:left="152" w:right="0" w:firstLine="0"/>
+            <w:jc w:val="left"/>
+          </w:pPr>
+          <w:r>
+            <w:rPr>
+              <w:rFonts w:ascii="Myanmar Text" w:hAnsi="Myanmar Text" w:eastAsia="Myanmar Text"/>
+              <w:b w:val="0"/>
+              <w:i w:val="0"/>
+              <w:color w:val="A09F9F"/>
+              <w:sz w:val="18"/>
+            </w:rPr>
+            <w:hyperlink r:id="rId14" w:history="1">
+              <w:r>
+                <w:rPr>
+                  <w:rStyle w:val="Hyperlink"/>
+                </w:rPr>
+                <w:t>www.gss-group.net</w:t>
+              </w:r>
+            </w:hyperlink>
+          </w:r>
+        </w:p>
+      </w:tc>
+      <w:tc>
+        <w:tcPr>
+          <w:tcW w:type="dxa" w:w="1504"/>
+          <w:vMerge/>
+          <w:tcBorders/>
+        </w:tcPr>
+        <w:p/>
+      </w:tc>
+      <w:tc>
+        <w:tcPr>
+          <w:tcW w:type="dxa" w:w="2600"/>
+          <w:tcBorders/>
+          <w:tcMar>
+            <w:start w:w="0" w:type="dxa"/>
+            <w:end w:w="0" w:type="dxa"/>
+          </w:tcMar>
+        </w:tcPr>
+        <w:p>
+          <w:pPr>
+            <w:autoSpaceDN w:val="0"/>
+            <w:autoSpaceDE w:val="0"/>
+            <w:widowControl/>
+            <w:spacing w:line="240" w:lineRule="auto" w:before="0" w:after="0"/>
+            <w:ind w:left="112" w:right="0" w:firstLine="0"/>
+            <w:jc w:val="left"/>
+          </w:pPr>
+          <w:r>
+            <w:rPr>
+              <w:rFonts w:ascii="Gill Sans MT" w:hAnsi="Gill Sans MT" w:eastAsia="Gill Sans MT"/>
+              <w:b w:val="0"/>
+              <w:i w:val="0"/>
+              <w:color w:val="A09F9F"/>
+              <w:sz w:val="19"/>
+            </w:rPr>
+            <w:t>Fax: +971 2 666 8980</w:t>
+          </w:r>
+        </w:p>
+      </w:tc>
+    </w:tr>
+  </w:tbl>
+  <w:p>
+    <w:pPr>
+      <w:spacing w:before="0" w:after="0" w:line="14" w:lineRule="exact"/>
+    </w:pPr>
+  </w:p>
+</w:ftr>
 </file>
 
 <file path=word/numbering.xml><?xml version="1.0" encoding="utf-8"?>
